--- a/data/canary/valcan_pack_2026-04-12/_VALCAN_2026/30_FIELD_ENGINEERING/valcanary_msr_bravo_2024_05_18.docx
+++ b/data/canary/valcan_pack_2026-04-12/_VALCAN_2026/30_FIELD_ENGINEERING/valcanary_msr_bravo_2024_05_18.docx
@@ -7,7 +7,7 @@
         <w:pStyle w:val="Title"/>
       </w:pPr>
       <w:r>
-        <w:t>Validation Maintenance Service Report VALSITE-BRAVO 2024-05-18</w:t>
+        <w:t>Validation Maintenance Service Report Validation Bravo Site 2024-05-18</w:t>
       </w:r>
     </w:p>
     <w:p>
@@ -55,12 +55,12 @@
     </w:p>
     <w:p>
       <w:r>
-        <w:t>Event ID: VALEVT-2024-002</w:t>
+        <w:t>Event ID: Event 2024-002</w:t>
       </w:r>
     </w:p>
     <w:p>
       <w:r>
-        <w:t>Site: VALSITE-BRAVO</w:t>
+        <w:t>Site: Validation Bravo Site</w:t>
       </w:r>
     </w:p>
     <w:p>
@@ -114,7 +114,7 @@
           </w:tcPr>
           <w:p>
             <w:r>
-              <w:t>VALPART-GPSANT-004</w:t>
+              <w:t>QZ-3004</w:t>
             </w:r>
           </w:p>
         </w:tc>
